--- a/api/line/official_section/template_meal_fee.docx
+++ b/api/line/official_section/template_meal_fee.docx
@@ -65,7 +65,29 @@
                 <w:sz w:val="36"/>
                 <w:szCs w:val="36"/>
               </w:rPr>
-              <w:t>花  蓮  縣  消  防  局  財  物  採  購  請  示  單</w:t>
+              <w:t xml:space="preserve">花  蓮  縣  消  防  局  財  物  </w:t>
+            </w:r>
+            <w:proofErr w:type="gramStart"/>
+            <w:r>
+              <w:rPr>
+                <w:rFonts w:ascii="標楷體" w:eastAsia="標楷體" w:hAnsi="標楷體" w:cs="標楷體"/>
+                <w:b/>
+                <w:bCs/>
+                <w:sz w:val="36"/>
+                <w:szCs w:val="36"/>
+              </w:rPr>
+              <w:t>採</w:t>
+            </w:r>
+            <w:proofErr w:type="gramEnd"/>
+            <w:r>
+              <w:rPr>
+                <w:rFonts w:ascii="標楷體" w:eastAsia="標楷體" w:hAnsi="標楷體" w:cs="標楷體"/>
+                <w:b/>
+                <w:bCs/>
+                <w:sz w:val="36"/>
+                <w:szCs w:val="36"/>
+              </w:rPr>
+              <w:t xml:space="preserve">  購  請  示  單</w:t>
             </w:r>
           </w:p>
         </w:tc>
@@ -379,13 +401,23 @@
                 <w:szCs w:val="24"/>
               </w:rPr>
             </w:pPr>
-            <w:r>
-              <w:rPr>
-                <w:rFonts w:ascii="標楷體" w:eastAsia="標楷體" w:hAnsi="標楷體" w:cs="標楷體"/>
-                <w:sz w:val="24"/>
-                <w:szCs w:val="24"/>
-              </w:rPr>
-              <w:t>115年度</w:t>
+            <w:proofErr w:type="gramStart"/>
+            <w:r>
+              <w:rPr>
+                <w:rFonts w:ascii="標楷體" w:eastAsia="標楷體" w:hAnsi="標楷體" w:cs="標楷體"/>
+                <w:sz w:val="24"/>
+                <w:szCs w:val="24"/>
+              </w:rPr>
+              <w:t>115</w:t>
+            </w:r>
+            <w:proofErr w:type="gramEnd"/>
+            <w:r>
+              <w:rPr>
+                <w:rFonts w:ascii="標楷體" w:eastAsia="標楷體" w:hAnsi="標楷體" w:cs="標楷體"/>
+                <w:sz w:val="24"/>
+                <w:szCs w:val="24"/>
+              </w:rPr>
+              <w:t>年度</w:t>
             </w:r>
           </w:p>
         </w:tc>
@@ -1237,7 +1269,25 @@
                 <w:sz w:val="32"/>
                 <w:szCs w:val="32"/>
               </w:rPr>
-              <w:t>月份{{UNIT}}協勤誤餐費用。</w:t>
+              <w:t>月份{{UNIT}}</w:t>
+            </w:r>
+            <w:proofErr w:type="gramStart"/>
+            <w:r>
+              <w:rPr>
+                <w:rFonts w:ascii="標楷體" w:eastAsia="標楷體" w:hAnsi="標楷體" w:cs="標楷體"/>
+                <w:sz w:val="32"/>
+                <w:szCs w:val="32"/>
+              </w:rPr>
+              <w:t>協勤誤餐費</w:t>
+            </w:r>
+            <w:proofErr w:type="gramEnd"/>
+            <w:r>
+              <w:rPr>
+                <w:rFonts w:ascii="標楷體" w:eastAsia="標楷體" w:hAnsi="標楷體" w:cs="標楷體"/>
+                <w:sz w:val="32"/>
+                <w:szCs w:val="32"/>
+              </w:rPr>
+              <w:t>用。</w:t>
             </w:r>
           </w:p>
         </w:tc>
@@ -1279,7 +1329,25 @@
                 <w:sz w:val="24"/>
                 <w:szCs w:val="24"/>
               </w:rPr>
-              <w:t>依據115年2月5日FP1150001268號簽准，義消協勤及訓練如逾用餐時間其經費動支請示部分授權分隊主管核實辦理。</w:t>
+              <w:t>依據115年2月5日FP1150001268號簽准，</w:t>
+            </w:r>
+            <w:proofErr w:type="gramStart"/>
+            <w:r>
+              <w:rPr>
+                <w:rFonts w:ascii="標楷體" w:eastAsia="標楷體" w:hAnsi="標楷體" w:cs="標楷體"/>
+                <w:sz w:val="24"/>
+                <w:szCs w:val="24"/>
+              </w:rPr>
+              <w:t>義消協勤</w:t>
+            </w:r>
+            <w:proofErr w:type="gramEnd"/>
+            <w:r>
+              <w:rPr>
+                <w:rFonts w:ascii="標楷體" w:eastAsia="標楷體" w:hAnsi="標楷體" w:cs="標楷體"/>
+                <w:sz w:val="24"/>
+                <w:szCs w:val="24"/>
+              </w:rPr>
+              <w:t>及訓練如逾用餐時間其經費動支請示部分授權分隊主管核實辦理。</w:t>
             </w:r>
           </w:p>
         </w:tc>
@@ -3642,7 +3710,25 @@
           <w:sz w:val="40"/>
           <w:szCs w:val="40"/>
         </w:rPr>
-        <w:t>花蓮縣消防局支出憑證黏存單</w:t>
+        <w:t>花蓮縣消防局支出憑證</w:t>
+      </w:r>
+      <w:proofErr w:type="gramStart"/>
+      <w:r>
+        <w:rPr>
+          <w:rFonts w:ascii="標楷體" w:eastAsia="標楷體" w:hAnsi="標楷體" w:cs="標楷體"/>
+          <w:sz w:val="40"/>
+          <w:szCs w:val="40"/>
+        </w:rPr>
+        <w:t>黏</w:t>
+      </w:r>
+      <w:proofErr w:type="gramEnd"/>
+      <w:r>
+        <w:rPr>
+          <w:rFonts w:ascii="標楷體" w:eastAsia="標楷體" w:hAnsi="標楷體" w:cs="標楷體"/>
+          <w:sz w:val="40"/>
+          <w:szCs w:val="40"/>
+        </w:rPr>
+        <w:t>存單</w:t>
       </w:r>
     </w:p>
     <w:p>
@@ -4411,7 +4497,25 @@
                 <w:sz w:val="28"/>
                 <w:szCs w:val="28"/>
               </w:rPr>
-              <w:t>115年{{TIME_M}}月份{{UNIT}}協勤誤餐費用。</w:t>
+              <w:t>115年{{TIME_M}}月份{{UNIT}}</w:t>
+            </w:r>
+            <w:proofErr w:type="gramStart"/>
+            <w:r>
+              <w:rPr>
+                <w:rFonts w:ascii="標楷體" w:eastAsia="標楷體" w:hAnsi="標楷體" w:cs="標楷體"/>
+                <w:sz w:val="28"/>
+                <w:szCs w:val="28"/>
+              </w:rPr>
+              <w:t>協勤誤餐費</w:t>
+            </w:r>
+            <w:proofErr w:type="gramEnd"/>
+            <w:r>
+              <w:rPr>
+                <w:rFonts w:ascii="標楷體" w:eastAsia="標楷體" w:hAnsi="標楷體" w:cs="標楷體"/>
+                <w:sz w:val="28"/>
+                <w:szCs w:val="28"/>
+              </w:rPr>
+              <w:t>用。</w:t>
             </w:r>
           </w:p>
         </w:tc>
@@ -5978,7 +6082,25 @@
                 <w:sz w:val="24"/>
                 <w:szCs w:val="24"/>
               </w:rPr>
-              <w:t>業   務   單   位</w:t>
+              <w:t xml:space="preserve">業   </w:t>
+            </w:r>
+            <w:proofErr w:type="gramStart"/>
+            <w:r>
+              <w:rPr>
+                <w:rFonts w:ascii="標楷體" w:eastAsia="標楷體" w:hAnsi="標楷體" w:cs="標楷體"/>
+                <w:sz w:val="24"/>
+                <w:szCs w:val="24"/>
+              </w:rPr>
+              <w:t>務</w:t>
+            </w:r>
+            <w:proofErr w:type="gramEnd"/>
+            <w:r>
+              <w:rPr>
+                <w:rFonts w:ascii="標楷體" w:eastAsia="標楷體" w:hAnsi="標楷體" w:cs="標楷體"/>
+                <w:sz w:val="24"/>
+                <w:szCs w:val="24"/>
+              </w:rPr>
+              <w:t xml:space="preserve">   單   位</w:t>
             </w:r>
           </w:p>
         </w:tc>
@@ -6585,7 +6707,18 @@
           <w:sz w:val="24"/>
           <w:szCs w:val="24"/>
         </w:rPr>
-        <w:t>~~~完全正確送出前，經辦人</w:t>
+        <w:t>~~~完全正確送出前，經辦</w:t>
+      </w:r>
+      <w:proofErr w:type="gramStart"/>
+      <w:r>
+        <w:rPr>
+          <w:rFonts w:ascii="標楷體" w:eastAsia="標楷體" w:hAnsi="標楷體" w:cs="標楷體"/>
+          <w:b/>
+          <w:bCs/>
+          <w:sz w:val="24"/>
+          <w:szCs w:val="24"/>
+        </w:rPr>
+        <w:t>人</w:t>
       </w:r>
       <w:r>
         <w:rPr>
@@ -6598,6 +6731,7 @@
         </w:rPr>
         <w:t>請核章</w:t>
       </w:r>
+      <w:proofErr w:type="gramEnd"/>
     </w:p>
     <w:p>
       <w:pPr>
@@ -7021,6 +7155,7 @@
                 <w:szCs w:val="20"/>
               </w:rPr>
             </w:pPr>
+            <w:proofErr w:type="gramStart"/>
             <w:r>
               <w:rPr>
                 <w:rFonts w:ascii="標楷體" w:eastAsia="標楷體" w:hAnsi="標楷體" w:cs="標楷體"/>
@@ -7029,6 +7164,7 @@
               </w:rPr>
               <w:t>請核章</w:t>
             </w:r>
+            <w:proofErr w:type="gramEnd"/>
           </w:p>
         </w:tc>
       </w:tr>
@@ -7036,13 +7172,13 @@
         <w:tc>
           <w:tcPr>
             <w:tcW w:w="1168" w:type="dxa"/>
-          </w:tcPr>
-          <w:p>
-            <w:pPr>
-              <w:widowControl w:val="0"/>
-              <w:spacing w:line="240" w:lineRule="auto"/>
-              <w:ind w:left="320"/>
-              <w:jc w:val="both"/>
+            <w:vAlign w:val="center"/>
+          </w:tcPr>
+          <w:p>
+            <w:pPr>
+              <w:widowControl w:val="0"/>
+              <w:spacing w:line="240" w:lineRule="auto"/>
+              <w:jc w:val="center"/>
               <w:rPr>
                 <w:rFonts w:ascii="標楷體" w:eastAsia="標楷體" w:hAnsi="標楷體" w:cs="標楷體"/>
                 <w:sz w:val="16"/>
@@ -7062,14 +7198,21 @@
             <w:pPr>
               <w:widowControl w:val="0"/>
               <w:spacing w:line="240" w:lineRule="auto"/>
-              <w:ind w:left="320"/>
-              <w:jc w:val="both"/>
+              <w:jc w:val="center"/>
               <w:rPr>
                 <w:rFonts w:ascii="標楷體" w:eastAsia="標楷體" w:hAnsi="標楷體" w:cs="標楷體"/>
                 <w:sz w:val="16"/>
                 <w:szCs w:val="16"/>
               </w:rPr>
             </w:pPr>
+            <w:r>
+              <w:rPr>
+                <w:rFonts w:ascii="標楷體" w:eastAsia="標楷體" w:hAnsi="標楷體" w:cs="標楷體" w:hint="eastAsia"/>
+                <w:sz w:val="16"/>
+                <w:szCs w:val="16"/>
+              </w:rPr>
+              <w:t xml:space="preserve"> </w:t>
+            </w:r>
             <w:r>
               <w:rPr>
                 <w:rFonts w:ascii="標楷體" w:eastAsia="標楷體" w:hAnsi="標楷體" w:cs="標楷體"/>
@@ -7219,7 +7362,21 @@
         <w:rPr>
           <w:rFonts w:ascii="標楷體" w:eastAsia="標楷體" w:hAnsi="標楷體" w:cs="標楷體"/>
         </w:rPr>
-        <w:t xml:space="preserve">提醒：1.統一發票，不得塗改，一經塗改，請重新開立。收據可更改，更改處請蓋店章及負責人印章。  </w:t>
+        <w:t>提醒：1.統一發票，不得塗改，一經塗改，請重新開立。收據可更改，更改處</w:t>
+      </w:r>
+      <w:proofErr w:type="gramStart"/>
+      <w:r>
+        <w:rPr>
+          <w:rFonts w:ascii="標楷體" w:eastAsia="標楷體" w:hAnsi="標楷體" w:cs="標楷體"/>
+        </w:rPr>
+        <w:t>請蓋店章</w:t>
+      </w:r>
+      <w:proofErr w:type="gramEnd"/>
+      <w:r>
+        <w:rPr>
+          <w:rFonts w:ascii="標楷體" w:eastAsia="標楷體" w:hAnsi="標楷體" w:cs="標楷體"/>
+        </w:rPr>
+        <w:t xml:space="preserve">及負責人印章。  </w:t>
       </w:r>
     </w:p>
     <w:p>
@@ -7315,7 +7472,25 @@
           <w:sz w:val="24"/>
           <w:szCs w:val="24"/>
         </w:rPr>
-        <w:t>憑          證          黏          貼          線</w:t>
+        <w:t xml:space="preserve">憑          證          </w:t>
+      </w:r>
+      <w:proofErr w:type="gramStart"/>
+      <w:r>
+        <w:rPr>
+          <w:rFonts w:ascii="標楷體" w:eastAsia="標楷體" w:hAnsi="標楷體" w:cs="標楷體"/>
+          <w:sz w:val="24"/>
+          <w:szCs w:val="24"/>
+        </w:rPr>
+        <w:t>黏</w:t>
+      </w:r>
+      <w:proofErr w:type="gramEnd"/>
+      <w:r>
+        <w:rPr>
+          <w:rFonts w:ascii="標楷體" w:eastAsia="標楷體" w:hAnsi="標楷體" w:cs="標楷體"/>
+          <w:sz w:val="24"/>
+          <w:szCs w:val="24"/>
+        </w:rPr>
+        <w:t xml:space="preserve">          貼          線</w:t>
       </w:r>
     </w:p>
     <w:p>
@@ -7424,13 +7599,34 @@
           <w:szCs w:val="24"/>
         </w:rPr>
       </w:pPr>
+    </w:p>
+    <w:p>
+      <w:pPr>
+        <w:spacing w:line="240" w:lineRule="auto"/>
+        <w:jc w:val="both"/>
+        <w:rPr>
+          <w:rFonts w:ascii="標楷體" w:eastAsia="標楷體" w:hAnsi="標楷體" w:cs="標楷體"/>
+          <w:sz w:val="24"/>
+          <w:szCs w:val="24"/>
+        </w:rPr>
+      </w:pPr>
+      <w:proofErr w:type="gramStart"/>
       <w:r>
         <w:rPr>
           <w:rFonts w:ascii="標楷體" w:eastAsia="標楷體" w:hAnsi="標楷體" w:cs="標楷體"/>
           <w:sz w:val="24"/>
           <w:szCs w:val="24"/>
         </w:rPr>
-        <w:t>會計室收退件紀錄※</w:t>
+        <w:t>會計室收退件</w:t>
+      </w:r>
+      <w:proofErr w:type="gramEnd"/>
+      <w:r>
+        <w:rPr>
+          <w:rFonts w:ascii="標楷體" w:eastAsia="標楷體" w:hAnsi="標楷體" w:cs="標楷體"/>
+          <w:sz w:val="24"/>
+          <w:szCs w:val="24"/>
+        </w:rPr>
+        <w:t>紀錄※</w:t>
       </w:r>
     </w:p>
     <w:p>
